--- a/Teknik-Tenaga-Listrik/Modul-Word/Modul-4-Daya-pada-Jaringan-Listrik-DC-dengan-Dua-atau-Lebih-Sumber-Tegangan.docx
+++ b/Teknik-Tenaga-Listrik/Modul-Word/Modul-4-Daya-pada-Jaringan-Listrik-DC-dengan-Dua-atau-Lebih-Sumber-Tegangan.docx
@@ -8717,7 +8717,7 @@
       <w:r>
         <w:drawing>
           <wp:inline xmlns:a="http://schemas.openxmlformats.org/drawingml/2006/main" xmlns:pic="http://schemas.openxmlformats.org/drawingml/2006/picture">
-            <wp:extent cx="5400000" cy="1784297"/>
+            <wp:extent cx="5400000" cy="2028680"/>
             <wp:docPr id="1858245151" name="Picture 1858245151"/>
             <wp:cNvGraphicFramePr>
               <a:graphicFrameLocks noChangeAspect="1"/>
@@ -8738,7 +8738,7 @@
                   <pic:spPr>
                     <a:xfrm>
                       <a:off x="0" y="0"/>
-                      <a:ext cx="5400000" cy="1784297"/>
+                      <a:ext cx="5400000" cy="2028680"/>
                     </a:xfrm>
                     <a:prstGeom prst="rect"/>
                   </pic:spPr>
@@ -12320,7 +12320,7 @@
       <w:r>
         <w:drawing>
           <wp:inline xmlns:a="http://schemas.openxmlformats.org/drawingml/2006/main" xmlns:pic="http://schemas.openxmlformats.org/drawingml/2006/picture">
-            <wp:extent cx="5400000" cy="1751908"/>
+            <wp:extent cx="5400000" cy="1981570"/>
             <wp:docPr id="1858245153" name="Picture 1858245153"/>
             <wp:cNvGraphicFramePr>
               <a:graphicFrameLocks noChangeAspect="1"/>
@@ -12341,7 +12341,7 @@
                   <pic:spPr>
                     <a:xfrm>
                       <a:off x="0" y="0"/>
-                      <a:ext cx="5400000" cy="1751908"/>
+                      <a:ext cx="5400000" cy="1981570"/>
                     </a:xfrm>
                     <a:prstGeom prst="rect"/>
                   </pic:spPr>

--- a/Teknik-Tenaga-Listrik/Modul-Word/Modul-4-Daya-pada-Jaringan-Listrik-DC-dengan-Dua-atau-Lebih-Sumber-Tegangan.docx
+++ b/Teknik-Tenaga-Listrik/Modul-Word/Modul-4-Daya-pada-Jaringan-Listrik-DC-dengan-Dua-atau-Lebih-Sumber-Tegangan.docx
@@ -2832,7 +2832,9 @@
           <w:color w:val="1F3864"/>
           <w:sz w:val="28"/>
         </w:rPr>
-        <w:t>DUA GGL DALAM SATU LOOP</w:t>
+        <w:t>DUA GGL DALAM</w:t>
+        <w:br/>
+        <w:t>SATU LOOP</w:t>
       </w:r>
     </w:p>
     <w:p>
@@ -4973,7 +4975,9 @@
           <w:color w:val="1F3864"/>
           <w:sz w:val="28"/>
         </w:rPr>
-        <w:t>ANALISIS MESH: KVL PER LOOP</w:t>
+        <w:t>ANALISIS MESH:</w:t>
+        <w:br/>
+        <w:t>KVL PER LOOP</w:t>
       </w:r>
     </w:p>
     <w:p>
@@ -6686,7 +6690,9 @@
           <w:color w:val="1F3864"/>
           <w:sz w:val="28"/>
         </w:rPr>
-        <w:t>ANALISIS NODAL: KCL PER SIMPUL</w:t>
+        <w:t>ANALISIS NODAL:</w:t>
+        <w:br/>
+        <w:t>KCL PER SIMPUL</w:t>
       </w:r>
     </w:p>
     <w:p>
@@ -8690,7 +8696,9 @@
           <w:color w:val="1F3864"/>
           <w:sz w:val="28"/>
         </w:rPr>
-        <w:t>TEOREMA SUPERPOSISI</w:t>
+        <w:t>TEOREMA</w:t>
+        <w:br/>
+        <w:t>SUPERPOSISI</w:t>
       </w:r>
     </w:p>
     <w:p>
@@ -10279,7 +10287,9 @@
           <w:color w:val="1F3864"/>
           <w:sz w:val="28"/>
         </w:rPr>
-        <w:t>TEOREMA THEVENIN DAN NORTON</w:t>
+        <w:t>TEOREMA THEVENIN</w:t>
+        <w:br/>
+        <w:t>DAN NORTON</w:t>
       </w:r>
     </w:p>
     <w:p>
@@ -10350,7 +10360,83 @@
           <w:i w:val="0"/>
           <w:sz w:val="20"/>
         </w:rPr>
-        <w:t>Gambar 5 — Dari jaringan asli ke ekuivalen Thevenin dan Norton. Sumber 24 V dengan pembagi R₁ = R₂ = 8 Ω dan R₃ = 2 Ω menuju terminal a–b diringkas menjadi V_th = 12 V seri R_th = 6 Ω, atau I_N = 2 A paralel R_N = 6 Ω. Beban apa pun di a–b melihat rangkaian yang sama.</w:t>
+        <w:t>Gambar 5 — Dari jaringan asli ke ekuivalen Thevenin dan Norton. Sumber 24 V dengan pembagi R₁ = R₂ = 8 Ω dan R₃ = 2 Ω menuju terminal a–b diringkas menjadi V</w:t>
+      </w:r>
+      <w:r>
+        <w:rPr>
+          <w:rFonts w:ascii="Arial" w:hAnsi="Arial" w:eastAsia="Arial" w:cs="Arial"/>
+          <w:b/>
+          <w:i w:val="0"/>
+          <w:sz w:val="20"/>
+          <w:vertAlign w:val="subscript"/>
+        </w:rPr>
+        <w:t>th</w:t>
+      </w:r>
+      <w:r>
+        <w:rPr>
+          <w:rFonts w:ascii="Arial" w:hAnsi="Arial" w:eastAsia="Arial" w:cs="Arial"/>
+          <w:b/>
+          <w:i w:val="0"/>
+          <w:sz w:val="20"/>
+        </w:rPr>
+        <w:t xml:space="preserve"> = 12 V seri R</w:t>
+      </w:r>
+      <w:r>
+        <w:rPr>
+          <w:rFonts w:ascii="Arial" w:hAnsi="Arial" w:eastAsia="Arial" w:cs="Arial"/>
+          <w:b/>
+          <w:i w:val="0"/>
+          <w:sz w:val="20"/>
+          <w:vertAlign w:val="subscript"/>
+        </w:rPr>
+        <w:t>th</w:t>
+      </w:r>
+      <w:r>
+        <w:rPr>
+          <w:rFonts w:ascii="Arial" w:hAnsi="Arial" w:eastAsia="Arial" w:cs="Arial"/>
+          <w:b/>
+          <w:i w:val="0"/>
+          <w:sz w:val="20"/>
+        </w:rPr>
+        <w:t xml:space="preserve"> = 6 Ω, atau I</w:t>
+      </w:r>
+      <w:r>
+        <w:rPr>
+          <w:rFonts w:ascii="Arial" w:hAnsi="Arial" w:eastAsia="Arial" w:cs="Arial"/>
+          <w:b/>
+          <w:i w:val="0"/>
+          <w:sz w:val="20"/>
+          <w:vertAlign w:val="subscript"/>
+        </w:rPr>
+        <w:t>N</w:t>
+      </w:r>
+      <w:r>
+        <w:rPr>
+          <w:rFonts w:ascii="Arial" w:hAnsi="Arial" w:eastAsia="Arial" w:cs="Arial"/>
+          <w:b/>
+          <w:i w:val="0"/>
+          <w:sz w:val="20"/>
+        </w:rPr>
+        <w:t xml:space="preserve"> = 2 A paralel R</w:t>
+      </w:r>
+      <w:r>
+        <w:rPr>
+          <w:rFonts w:ascii="Arial" w:hAnsi="Arial" w:eastAsia="Arial" w:cs="Arial"/>
+          <w:b/>
+          <w:i w:val="0"/>
+          <w:sz w:val="20"/>
+          <w:vertAlign w:val="subscript"/>
+        </w:rPr>
+        <w:t>N</w:t>
+      </w:r>
+      <w:r>
+        <w:rPr>
+          <w:rFonts w:ascii="Arial" w:hAnsi="Arial" w:eastAsia="Arial" w:cs="Arial"/>
+          <w:b/>
+          <w:i w:val="0"/>
+          <w:sz w:val="20"/>
+        </w:rPr>
+        <w:t xml:space="preserve"> = 6 Ω. Beban apa pun di a–b melihat rangkaian yang sama.</w:t>
       </w:r>
     </w:p>
     <w:p>
@@ -10634,7 +10720,64 @@
           <w:i w:val="0"/>
           <w:sz w:val="22"/>
         </w:rPr>
-        <w:t xml:space="preserve"> — Thevenin adalah 'sudut pandang beban': apa pun di balik dua terminal, beban hanya merasakan satu ggl dan satu resistansi seri. Pada sistem tenaga, V_th adalah tegangan tanpa beban dan R_th adalah 'kekuatan' sumber: makin kecil R_th, makin kaku tegangannya dan makin besar arus hubung singkatnya. Ekuivalen untuk jaringan dengan sumber tak bebas memerlukan cara lain (sumber uji), di luar modul ini.</w:t>
+        <w:t xml:space="preserve"> — Thevenin adalah 'sudut pandang beban': apa pun di balik dua terminal, beban hanya merasakan satu ggl dan satu resistansi seri. Pada sistem tenaga, V</w:t>
+      </w:r>
+      <w:r>
+        <w:rPr>
+          <w:rFonts w:ascii="Arial" w:hAnsi="Arial" w:eastAsia="Arial" w:cs="Arial"/>
+          <w:b w:val="0"/>
+          <w:i w:val="0"/>
+          <w:sz w:val="22"/>
+          <w:vertAlign w:val="subscript"/>
+        </w:rPr>
+        <w:t>th</w:t>
+      </w:r>
+      <w:r>
+        <w:rPr>
+          <w:rFonts w:ascii="Arial" w:hAnsi="Arial" w:eastAsia="Arial" w:cs="Arial"/>
+          <w:b w:val="0"/>
+          <w:i w:val="0"/>
+          <w:sz w:val="22"/>
+        </w:rPr>
+        <w:t xml:space="preserve"> adalah tegangan tanpa beban dan R</w:t>
+      </w:r>
+      <w:r>
+        <w:rPr>
+          <w:rFonts w:ascii="Arial" w:hAnsi="Arial" w:eastAsia="Arial" w:cs="Arial"/>
+          <w:b w:val="0"/>
+          <w:i w:val="0"/>
+          <w:sz w:val="22"/>
+          <w:vertAlign w:val="subscript"/>
+        </w:rPr>
+        <w:t>th</w:t>
+      </w:r>
+      <w:r>
+        <w:rPr>
+          <w:rFonts w:ascii="Arial" w:hAnsi="Arial" w:eastAsia="Arial" w:cs="Arial"/>
+          <w:b w:val="0"/>
+          <w:i w:val="0"/>
+          <w:sz w:val="22"/>
+        </w:rPr>
+        <w:t xml:space="preserve"> adalah 'kekuatan' sumber: makin kecil R</w:t>
+      </w:r>
+      <w:r>
+        <w:rPr>
+          <w:rFonts w:ascii="Arial" w:hAnsi="Arial" w:eastAsia="Arial" w:cs="Arial"/>
+          <w:b w:val="0"/>
+          <w:i w:val="0"/>
+          <w:sz w:val="22"/>
+          <w:vertAlign w:val="subscript"/>
+        </w:rPr>
+        <w:t>th</w:t>
+      </w:r>
+      <w:r>
+        <w:rPr>
+          <w:rFonts w:ascii="Arial" w:hAnsi="Arial" w:eastAsia="Arial" w:cs="Arial"/>
+          <w:b w:val="0"/>
+          <w:i w:val="0"/>
+          <w:sz w:val="22"/>
+        </w:rPr>
+        <w:t>, makin kaku tegangannya dan makin besar arus hubung singkatnya. Ekuivalen untuk jaringan dengan sumber tak bebas memerlukan cara lain (sumber uji), di luar modul ini.</w:t>
       </w:r>
     </w:p>
     <w:p>
@@ -11133,7 +11276,45 @@
           <w:i w:val="0"/>
           <w:sz w:val="22"/>
         </w:rPr>
-        <w:t xml:space="preserve"> — Norton adalah Thevenin yang ditulis sebagai sumber arus; keduanya saling dikonversi dengan hukum Ohm. Arus Norton adalah arus hubung singkat: angka yang dipakai untuk memilih sekring dan pemutus. Teorema transfer daya maksimum Modul 3 kini berlaku untuk jaringan apa pun, cukup dengan mengganti E dan r menjadi V_th dan R_th.</w:t>
+        <w:t xml:space="preserve"> — Norton adalah Thevenin yang ditulis sebagai sumber arus; keduanya saling dikonversi dengan hukum Ohm. Arus Norton adalah arus hubung singkat: angka yang dipakai untuk memilih sekring dan pemutus. Teorema transfer daya maksimum Modul 3 kini berlaku untuk jaringan apa pun, cukup dengan mengganti E dan r menjadi V</w:t>
+      </w:r>
+      <w:r>
+        <w:rPr>
+          <w:rFonts w:ascii="Arial" w:hAnsi="Arial" w:eastAsia="Arial" w:cs="Arial"/>
+          <w:b w:val="0"/>
+          <w:i w:val="0"/>
+          <w:sz w:val="22"/>
+          <w:vertAlign w:val="subscript"/>
+        </w:rPr>
+        <w:t>th</w:t>
+      </w:r>
+      <w:r>
+        <w:rPr>
+          <w:rFonts w:ascii="Arial" w:hAnsi="Arial" w:eastAsia="Arial" w:cs="Arial"/>
+          <w:b w:val="0"/>
+          <w:i w:val="0"/>
+          <w:sz w:val="22"/>
+        </w:rPr>
+        <w:t xml:space="preserve"> dan R</w:t>
+      </w:r>
+      <w:r>
+        <w:rPr>
+          <w:rFonts w:ascii="Arial" w:hAnsi="Arial" w:eastAsia="Arial" w:cs="Arial"/>
+          <w:b w:val="0"/>
+          <w:i w:val="0"/>
+          <w:sz w:val="22"/>
+          <w:vertAlign w:val="subscript"/>
+        </w:rPr>
+        <w:t>th</w:t>
+      </w:r>
+      <w:r>
+        <w:rPr>
+          <w:rFonts w:ascii="Arial" w:hAnsi="Arial" w:eastAsia="Arial" w:cs="Arial"/>
+          <w:b w:val="0"/>
+          <w:i w:val="0"/>
+          <w:sz w:val="22"/>
+        </w:rPr>
+        <w:t>.</w:t>
       </w:r>
     </w:p>
     <w:p>
@@ -11219,7 +11400,7 @@
           <w:i w:val="0"/>
           <w:sz w:val="21"/>
         </w:rPr>
-        <w:t>: Resistansi Norton = R_th (Ω)</w:t>
+        <w:t>: Resistansi Norton = Rth (Ω)</w:t>
       </w:r>
     </w:p>
     <w:p>
@@ -11470,7 +11651,102 @@
           <w:i w:val="0"/>
           <w:sz w:val="22"/>
         </w:rPr>
-        <w:t xml:space="preserve">V_th = tegangan terminal tanpa beban; R_th = (V_th − V_beban)/I_beban dari satu pengukuran berbeban. Cara yang sama dengan mengukur hambatan dalam baterai di Modul 3. </w:t>
+        <w:t>V</w:t>
+      </w:r>
+      <w:r>
+        <w:rPr>
+          <w:rFonts w:ascii="Arial" w:hAnsi="Arial" w:eastAsia="Arial" w:cs="Arial"/>
+          <w:b w:val="0"/>
+          <w:i w:val="0"/>
+          <w:sz w:val="22"/>
+          <w:vertAlign w:val="subscript"/>
+        </w:rPr>
+        <w:t>th</w:t>
+      </w:r>
+      <w:r>
+        <w:rPr>
+          <w:rFonts w:ascii="Arial" w:hAnsi="Arial" w:eastAsia="Arial" w:cs="Arial"/>
+          <w:b w:val="0"/>
+          <w:i w:val="0"/>
+          <w:sz w:val="22"/>
+        </w:rPr>
+        <w:t xml:space="preserve"> = tegangan terminal tanpa beban; R</w:t>
+      </w:r>
+      <w:r>
+        <w:rPr>
+          <w:rFonts w:ascii="Arial" w:hAnsi="Arial" w:eastAsia="Arial" w:cs="Arial"/>
+          <w:b w:val="0"/>
+          <w:i w:val="0"/>
+          <w:sz w:val="22"/>
+          <w:vertAlign w:val="subscript"/>
+        </w:rPr>
+        <w:t>th</w:t>
+      </w:r>
+      <w:r>
+        <w:rPr>
+          <w:rFonts w:ascii="Arial" w:hAnsi="Arial" w:eastAsia="Arial" w:cs="Arial"/>
+          <w:b w:val="0"/>
+          <w:i w:val="0"/>
+          <w:sz w:val="22"/>
+        </w:rPr>
+        <w:t xml:space="preserve"> = (V</w:t>
+      </w:r>
+      <w:r>
+        <w:rPr>
+          <w:rFonts w:ascii="Arial" w:hAnsi="Arial" w:eastAsia="Arial" w:cs="Arial"/>
+          <w:b w:val="0"/>
+          <w:i w:val="0"/>
+          <w:sz w:val="22"/>
+          <w:vertAlign w:val="subscript"/>
+        </w:rPr>
+        <w:t>th</w:t>
+      </w:r>
+      <w:r>
+        <w:rPr>
+          <w:rFonts w:ascii="Arial" w:hAnsi="Arial" w:eastAsia="Arial" w:cs="Arial"/>
+          <w:b w:val="0"/>
+          <w:i w:val="0"/>
+          <w:sz w:val="22"/>
+        </w:rPr>
+        <w:t xml:space="preserve"> − V</w:t>
+      </w:r>
+      <w:r>
+        <w:rPr>
+          <w:rFonts w:ascii="Arial" w:hAnsi="Arial" w:eastAsia="Arial" w:cs="Arial"/>
+          <w:b w:val="0"/>
+          <w:i w:val="0"/>
+          <w:sz w:val="22"/>
+          <w:vertAlign w:val="subscript"/>
+        </w:rPr>
+        <w:t>beban</w:t>
+      </w:r>
+      <w:r>
+        <w:rPr>
+          <w:rFonts w:ascii="Arial" w:hAnsi="Arial" w:eastAsia="Arial" w:cs="Arial"/>
+          <w:b w:val="0"/>
+          <w:i w:val="0"/>
+          <w:sz w:val="22"/>
+        </w:rPr>
+        <w:t>)/I</w:t>
+      </w:r>
+      <w:r>
+        <w:rPr>
+          <w:rFonts w:ascii="Arial" w:hAnsi="Arial" w:eastAsia="Arial" w:cs="Arial"/>
+          <w:b w:val="0"/>
+          <w:i w:val="0"/>
+          <w:sz w:val="22"/>
+          <w:vertAlign w:val="subscript"/>
+        </w:rPr>
+        <w:t>beban</w:t>
+      </w:r>
+      <w:r>
+        <w:rPr>
+          <w:rFonts w:ascii="Arial" w:hAnsi="Arial" w:eastAsia="Arial" w:cs="Arial"/>
+          <w:b w:val="0"/>
+          <w:i w:val="0"/>
+          <w:sz w:val="22"/>
+        </w:rPr>
+        <w:t xml:space="preserve"> dari satu pengukuran berbeban. Cara yang sama dengan mengukur hambatan dalam baterai di Modul 3. </w:t>
       </w:r>
       <w:r>
         <w:rPr>
@@ -11616,7 +11892,26 @@
           <w:i w:val="0"/>
           <w:sz w:val="22"/>
         </w:rPr>
-        <w:t>Ekuivalen Thevenin benar untuk arus dan tegangan di terminal a–b saja; daya yang 'hilang' di R_th bukan daya rugi nyata jaringan asli.</w:t>
+        <w:t>Ekuivalen Thevenin benar untuk arus dan tegangan di terminal a–b saja; daya yang 'hilang' di R</w:t>
+      </w:r>
+      <w:r>
+        <w:rPr>
+          <w:rFonts w:ascii="Arial" w:hAnsi="Arial" w:eastAsia="Arial" w:cs="Arial"/>
+          <w:b w:val="0"/>
+          <w:i w:val="0"/>
+          <w:sz w:val="22"/>
+          <w:vertAlign w:val="subscript"/>
+        </w:rPr>
+        <w:t>th</w:t>
+      </w:r>
+      <w:r>
+        <w:rPr>
+          <w:rFonts w:ascii="Arial" w:hAnsi="Arial" w:eastAsia="Arial" w:cs="Arial"/>
+          <w:b w:val="0"/>
+          <w:i w:val="0"/>
+          <w:sz w:val="22"/>
+        </w:rPr>
+        <w:t xml:space="preserve"> bukan daya rugi nyata jaringan asli.</w:t>
       </w:r>
     </w:p>
     <w:p>
@@ -11632,7 +11927,7 @@
           <w:i w:val="0"/>
           <w:sz w:val="20"/>
         </w:rPr>
-        <w:t>Tabel 5. R_L pada a–b (Ω): I (A), V_ab (V), P_L (W), Efisiensi V_ab/V_th.</w:t>
+        <w:t>Tabel 5. RL pada a–b (Ω): I (A), Vab (V), PL (W), Efisiensi Vab/Vth.</w:t>
       </w:r>
     </w:p>
     <w:tbl>
@@ -11666,7 +11961,26 @@
                 <w:i w:val="0"/>
                 <w:sz w:val="18"/>
               </w:rPr>
-              <w:t>R_L pada a–b (Ω)</w:t>
+              <w:t>R</w:t>
+            </w:r>
+            <w:r>
+              <w:rPr>
+                <w:rFonts w:ascii="Arial" w:hAnsi="Arial" w:eastAsia="Arial" w:cs="Arial"/>
+                <w:b/>
+                <w:i w:val="0"/>
+                <w:sz w:val="18"/>
+                <w:vertAlign w:val="subscript"/>
+              </w:rPr>
+              <w:t>L</w:t>
+            </w:r>
+            <w:r>
+              <w:rPr>
+                <w:rFonts w:ascii="Arial" w:hAnsi="Arial" w:eastAsia="Arial" w:cs="Arial"/>
+                <w:b/>
+                <w:i w:val="0"/>
+                <w:sz w:val="18"/>
+              </w:rPr>
+              <w:t xml:space="preserve"> pada a–b (Ω)</w:t>
             </w:r>
           </w:p>
         </w:tc>
@@ -11706,7 +12020,26 @@
                 <w:i w:val="0"/>
                 <w:sz w:val="18"/>
               </w:rPr>
-              <w:t>V_ab (V)</w:t>
+              <w:t>V</w:t>
+            </w:r>
+            <w:r>
+              <w:rPr>
+                <w:rFonts w:ascii="Arial" w:hAnsi="Arial" w:eastAsia="Arial" w:cs="Arial"/>
+                <w:b/>
+                <w:i w:val="0"/>
+                <w:sz w:val="18"/>
+                <w:vertAlign w:val="subscript"/>
+              </w:rPr>
+              <w:t>ab</w:t>
+            </w:r>
+            <w:r>
+              <w:rPr>
+                <w:rFonts w:ascii="Arial" w:hAnsi="Arial" w:eastAsia="Arial" w:cs="Arial"/>
+                <w:b/>
+                <w:i w:val="0"/>
+                <w:sz w:val="18"/>
+              </w:rPr>
+              <w:t xml:space="preserve"> (V)</w:t>
             </w:r>
           </w:p>
         </w:tc>
@@ -11726,7 +12059,26 @@
                 <w:i w:val="0"/>
                 <w:sz w:val="18"/>
               </w:rPr>
-              <w:t>P_L (W)</w:t>
+              <w:t>P</w:t>
+            </w:r>
+            <w:r>
+              <w:rPr>
+                <w:rFonts w:ascii="Arial" w:hAnsi="Arial" w:eastAsia="Arial" w:cs="Arial"/>
+                <w:b/>
+                <w:i w:val="0"/>
+                <w:sz w:val="18"/>
+                <w:vertAlign w:val="subscript"/>
+              </w:rPr>
+              <w:t>L</w:t>
+            </w:r>
+            <w:r>
+              <w:rPr>
+                <w:rFonts w:ascii="Arial" w:hAnsi="Arial" w:eastAsia="Arial" w:cs="Arial"/>
+                <w:b/>
+                <w:i w:val="0"/>
+                <w:sz w:val="18"/>
+              </w:rPr>
+              <w:t xml:space="preserve"> (W)</w:t>
             </w:r>
           </w:p>
         </w:tc>
@@ -11746,7 +12098,36 @@
                 <w:i w:val="0"/>
                 <w:sz w:val="18"/>
               </w:rPr>
-              <w:t>Efisiensi V_ab/V_th</w:t>
+              <w:t>Efisiensi V</w:t>
+            </w:r>
+            <w:r>
+              <w:rPr>
+                <w:rFonts w:ascii="Arial" w:hAnsi="Arial" w:eastAsia="Arial" w:cs="Arial"/>
+                <w:b/>
+                <w:i w:val="0"/>
+                <w:sz w:val="18"/>
+                <w:vertAlign w:val="subscript"/>
+              </w:rPr>
+              <w:t>ab</w:t>
+            </w:r>
+            <w:r>
+              <w:rPr>
+                <w:rFonts w:ascii="Arial" w:hAnsi="Arial" w:eastAsia="Arial" w:cs="Arial"/>
+                <w:b/>
+                <w:i w:val="0"/>
+                <w:sz w:val="18"/>
+              </w:rPr>
+              <w:t>/V</w:t>
+            </w:r>
+            <w:r>
+              <w:rPr>
+                <w:rFonts w:ascii="Arial" w:hAnsi="Arial" w:eastAsia="Arial" w:cs="Arial"/>
+                <w:b/>
+                <w:i w:val="0"/>
+                <w:sz w:val="18"/>
+                <w:vertAlign w:val="subscript"/>
+              </w:rPr>
+              <w:t>th</w:t>
             </w:r>
           </w:p>
         </w:tc>
@@ -12277,7 +12658,102 @@
           <w:i w:val="0"/>
           <w:sz w:val="21"/>
         </w:rPr>
-        <w:t xml:space="preserve"> daya beban memuncak 6 W tepat di R_L = R_th = 6 Ω, tetapi efisiensinya 50%; pada 60 Ω efisiensi 91% walau daya tinggal 1,98 W. Soal C5–C7 meminta V_th, R_th, dan I_N; soal C12 melanjutkannya sampai daya maksimum.</w:t>
+        <w:t xml:space="preserve"> daya beban memuncak 6 W tepat di R</w:t>
+      </w:r>
+      <w:r>
+        <w:rPr>
+          <w:rFonts w:ascii="Arial" w:hAnsi="Arial" w:eastAsia="Arial" w:cs="Arial"/>
+          <w:b w:val="0"/>
+          <w:i w:val="0"/>
+          <w:sz w:val="21"/>
+          <w:vertAlign w:val="subscript"/>
+        </w:rPr>
+        <w:t>L</w:t>
+      </w:r>
+      <w:r>
+        <w:rPr>
+          <w:rFonts w:ascii="Arial" w:hAnsi="Arial" w:eastAsia="Arial" w:cs="Arial"/>
+          <w:b w:val="0"/>
+          <w:i w:val="0"/>
+          <w:sz w:val="21"/>
+        </w:rPr>
+        <w:t xml:space="preserve"> = R</w:t>
+      </w:r>
+      <w:r>
+        <w:rPr>
+          <w:rFonts w:ascii="Arial" w:hAnsi="Arial" w:eastAsia="Arial" w:cs="Arial"/>
+          <w:b w:val="0"/>
+          <w:i w:val="0"/>
+          <w:sz w:val="21"/>
+          <w:vertAlign w:val="subscript"/>
+        </w:rPr>
+        <w:t>th</w:t>
+      </w:r>
+      <w:r>
+        <w:rPr>
+          <w:rFonts w:ascii="Arial" w:hAnsi="Arial" w:eastAsia="Arial" w:cs="Arial"/>
+          <w:b w:val="0"/>
+          <w:i w:val="0"/>
+          <w:sz w:val="21"/>
+        </w:rPr>
+        <w:t xml:space="preserve"> = 6 Ω, tetapi efisiensinya 50%; pada 60 Ω efisiensi 91% walau daya tinggal 1,98 W. Soal C5–C7 meminta V</w:t>
+      </w:r>
+      <w:r>
+        <w:rPr>
+          <w:rFonts w:ascii="Arial" w:hAnsi="Arial" w:eastAsia="Arial" w:cs="Arial"/>
+          <w:b w:val="0"/>
+          <w:i w:val="0"/>
+          <w:sz w:val="21"/>
+          <w:vertAlign w:val="subscript"/>
+        </w:rPr>
+        <w:t>th</w:t>
+      </w:r>
+      <w:r>
+        <w:rPr>
+          <w:rFonts w:ascii="Arial" w:hAnsi="Arial" w:eastAsia="Arial" w:cs="Arial"/>
+          <w:b w:val="0"/>
+          <w:i w:val="0"/>
+          <w:sz w:val="21"/>
+        </w:rPr>
+        <w:t>, R</w:t>
+      </w:r>
+      <w:r>
+        <w:rPr>
+          <w:rFonts w:ascii="Arial" w:hAnsi="Arial" w:eastAsia="Arial" w:cs="Arial"/>
+          <w:b w:val="0"/>
+          <w:i w:val="0"/>
+          <w:sz w:val="21"/>
+          <w:vertAlign w:val="subscript"/>
+        </w:rPr>
+        <w:t>th</w:t>
+      </w:r>
+      <w:r>
+        <w:rPr>
+          <w:rFonts w:ascii="Arial" w:hAnsi="Arial" w:eastAsia="Arial" w:cs="Arial"/>
+          <w:b w:val="0"/>
+          <w:i w:val="0"/>
+          <w:sz w:val="21"/>
+        </w:rPr>
+        <w:t>, dan I</w:t>
+      </w:r>
+      <w:r>
+        <w:rPr>
+          <w:rFonts w:ascii="Arial" w:hAnsi="Arial" w:eastAsia="Arial" w:cs="Arial"/>
+          <w:b w:val="0"/>
+          <w:i w:val="0"/>
+          <w:sz w:val="21"/>
+          <w:vertAlign w:val="subscript"/>
+        </w:rPr>
+        <w:t>N</w:t>
+      </w:r>
+      <w:r>
+        <w:rPr>
+          <w:rFonts w:ascii="Arial" w:hAnsi="Arial" w:eastAsia="Arial" w:cs="Arial"/>
+          <w:b w:val="0"/>
+          <w:i w:val="0"/>
+          <w:sz w:val="21"/>
+        </w:rPr>
+        <w:t>; soal C12 melanjutkannya sampai daya maksimum.</w:t>
       </w:r>
     </w:p>
     <w:p>
@@ -12293,7 +12769,9 @@
           <w:color w:val="1F3864"/>
           <w:sz w:val="28"/>
         </w:rPr>
-        <w:t>SUMBER PARALEL: PEMBAGIAN BEBAN DAN ARUS SIRKULASI</w:t>
+        <w:t>SUMBER PARALEL:</w:t>
+        <w:br/>
+        <w:t>PEMBAGIAN BEBAN DAN ARUS SIRKULASI</w:t>
       </w:r>
     </w:p>
     <w:p>
@@ -14397,7 +14875,9 @@
           <w:color w:val="1F3864"/>
           <w:sz w:val="28"/>
         </w:rPr>
-        <w:t>ANIMASI INTERAKTIF JARINGAN DUA SUMBER</w:t>
+        <w:t>ANIMASI INTERAKTIF</w:t>
+        <w:br/>
+        <w:t>JARINGAN DUA SUMBER</w:t>
       </w:r>
     </w:p>
     <w:p>
@@ -14608,7 +15088,49 @@
           <w:color w:val="2E4A7A"/>
           <w:sz w:val="24"/>
         </w:rPr>
-        <w:t>Animasi 3 — Ekuivalen Thevenin dan Kurva Daya Beban PL(RL)</w:t>
+        <w:t>Animasi 3 — Ekuivalen Thevenin dan Kurva Daya Beban P</w:t>
+      </w:r>
+      <w:r>
+        <w:rPr>
+          <w:rFonts w:ascii="Arial" w:hAnsi="Arial" w:eastAsia="Arial" w:cs="Arial"/>
+          <w:b/>
+          <w:i w:val="0"/>
+          <w:color w:val="2E4A7A"/>
+          <w:sz w:val="24"/>
+          <w:vertAlign w:val="subscript"/>
+        </w:rPr>
+        <w:t>L</w:t>
+      </w:r>
+      <w:r>
+        <w:rPr>
+          <w:rFonts w:ascii="Arial" w:hAnsi="Arial" w:eastAsia="Arial" w:cs="Arial"/>
+          <w:b/>
+          <w:i w:val="0"/>
+          <w:color w:val="2E4A7A"/>
+          <w:sz w:val="24"/>
+        </w:rPr>
+        <w:t>(R</w:t>
+      </w:r>
+      <w:r>
+        <w:rPr>
+          <w:rFonts w:ascii="Arial" w:hAnsi="Arial" w:eastAsia="Arial" w:cs="Arial"/>
+          <w:b/>
+          <w:i w:val="0"/>
+          <w:color w:val="2E4A7A"/>
+          <w:sz w:val="24"/>
+          <w:vertAlign w:val="subscript"/>
+        </w:rPr>
+        <w:t>L</w:t>
+      </w:r>
+      <w:r>
+        <w:rPr>
+          <w:rFonts w:ascii="Arial" w:hAnsi="Arial" w:eastAsia="Arial" w:cs="Arial"/>
+          <w:b/>
+          <w:i w:val="0"/>
+          <w:color w:val="2E4A7A"/>
+          <w:sz w:val="24"/>
+        </w:rPr>
+        <w:t>)</w:t>
       </w:r>
     </w:p>
     <w:p>
@@ -14652,7 +15174,83 @@
           <w:i w:val="0"/>
           <w:sz w:val="21"/>
         </w:rPr>
-        <w:t xml:space="preserve"> Kiri: ekuivalen Thevenin yang dihitung dari jaringan Gambar 5; kanan: daya beban terhadap R_L, dengan titik yang menyapu R_L dari kecil ke besar dan garis merah muda di R_L = R_th.</w:t>
+        <w:t xml:space="preserve"> Kiri: ekuivalen Thevenin yang dihitung dari jaringan Gambar 5; kanan: daya beban terhadap R</w:t>
+      </w:r>
+      <w:r>
+        <w:rPr>
+          <w:rFonts w:ascii="Arial" w:hAnsi="Arial" w:eastAsia="Arial" w:cs="Arial"/>
+          <w:b w:val="0"/>
+          <w:i w:val="0"/>
+          <w:sz w:val="21"/>
+          <w:vertAlign w:val="subscript"/>
+        </w:rPr>
+        <w:t>L</w:t>
+      </w:r>
+      <w:r>
+        <w:rPr>
+          <w:rFonts w:ascii="Arial" w:hAnsi="Arial" w:eastAsia="Arial" w:cs="Arial"/>
+          <w:b w:val="0"/>
+          <w:i w:val="0"/>
+          <w:sz w:val="21"/>
+        </w:rPr>
+        <w:t>, dengan titik yang menyapu R</w:t>
+      </w:r>
+      <w:r>
+        <w:rPr>
+          <w:rFonts w:ascii="Arial" w:hAnsi="Arial" w:eastAsia="Arial" w:cs="Arial"/>
+          <w:b w:val="0"/>
+          <w:i w:val="0"/>
+          <w:sz w:val="21"/>
+          <w:vertAlign w:val="subscript"/>
+        </w:rPr>
+        <w:t>L</w:t>
+      </w:r>
+      <w:r>
+        <w:rPr>
+          <w:rFonts w:ascii="Arial" w:hAnsi="Arial" w:eastAsia="Arial" w:cs="Arial"/>
+          <w:b w:val="0"/>
+          <w:i w:val="0"/>
+          <w:sz w:val="21"/>
+        </w:rPr>
+        <w:t xml:space="preserve"> dari kecil ke besar dan garis merah muda di R</w:t>
+      </w:r>
+      <w:r>
+        <w:rPr>
+          <w:rFonts w:ascii="Arial" w:hAnsi="Arial" w:eastAsia="Arial" w:cs="Arial"/>
+          <w:b w:val="0"/>
+          <w:i w:val="0"/>
+          <w:sz w:val="21"/>
+          <w:vertAlign w:val="subscript"/>
+        </w:rPr>
+        <w:t>L</w:t>
+      </w:r>
+      <w:r>
+        <w:rPr>
+          <w:rFonts w:ascii="Arial" w:hAnsi="Arial" w:eastAsia="Arial" w:cs="Arial"/>
+          <w:b w:val="0"/>
+          <w:i w:val="0"/>
+          <w:sz w:val="21"/>
+        </w:rPr>
+        <w:t xml:space="preserve"> = R</w:t>
+      </w:r>
+      <w:r>
+        <w:rPr>
+          <w:rFonts w:ascii="Arial" w:hAnsi="Arial" w:eastAsia="Arial" w:cs="Arial"/>
+          <w:b w:val="0"/>
+          <w:i w:val="0"/>
+          <w:sz w:val="21"/>
+          <w:vertAlign w:val="subscript"/>
+        </w:rPr>
+        <w:t>th</w:t>
+      </w:r>
+      <w:r>
+        <w:rPr>
+          <w:rFonts w:ascii="Arial" w:hAnsi="Arial" w:eastAsia="Arial" w:cs="Arial"/>
+          <w:b w:val="0"/>
+          <w:i w:val="0"/>
+          <w:sz w:val="21"/>
+        </w:rPr>
+        <w:t>.</w:t>
       </w:r>
       <w:r>
         <w:br/>
@@ -14673,16 +15271,130 @@
           <w:i w:val="0"/>
           <w:sz w:val="21"/>
         </w:rPr>
-        <w:t>V_th hanya bergantung pada pembagi R₁–R₂</w:t>
-      </w:r>
-      <w:r>
-        <w:rPr>
-          <w:rFonts w:ascii="Arial" w:hAnsi="Arial" w:eastAsia="Arial" w:cs="Arial"/>
-          <w:b w:val="0"/>
-          <w:i w:val="0"/>
-          <w:sz w:val="21"/>
-        </w:rPr>
-        <w:t>, sedangkan R₃ hanya menambah R_th. (2) Memperbesar R₃ menurunkan puncak daya (∝ 1/R_th) dan menggesernya ke kanan. (3) Readout memberi I_N = V_th/R_th, arus hubung singkat terminal. Soal C5–C7 dan C12.</w:t>
+        <w:t>V</w:t>
+      </w:r>
+      <w:r>
+        <w:rPr>
+          <w:rFonts w:ascii="Arial" w:hAnsi="Arial" w:eastAsia="Arial" w:cs="Arial"/>
+          <w:b/>
+          <w:i w:val="0"/>
+          <w:sz w:val="21"/>
+          <w:vertAlign w:val="subscript"/>
+        </w:rPr>
+        <w:t>th</w:t>
+      </w:r>
+      <w:r>
+        <w:rPr>
+          <w:rFonts w:ascii="Arial" w:hAnsi="Arial" w:eastAsia="Arial" w:cs="Arial"/>
+          <w:b/>
+          <w:i w:val="0"/>
+          <w:sz w:val="21"/>
+        </w:rPr>
+        <w:t xml:space="preserve"> hanya bergantung pada pembagi R₁–R₂</w:t>
+      </w:r>
+      <w:r>
+        <w:rPr>
+          <w:rFonts w:ascii="Arial" w:hAnsi="Arial" w:eastAsia="Arial" w:cs="Arial"/>
+          <w:b w:val="0"/>
+          <w:i w:val="0"/>
+          <w:sz w:val="21"/>
+        </w:rPr>
+        <w:t>, sedangkan R₃ hanya menambah R</w:t>
+      </w:r>
+      <w:r>
+        <w:rPr>
+          <w:rFonts w:ascii="Arial" w:hAnsi="Arial" w:eastAsia="Arial" w:cs="Arial"/>
+          <w:b w:val="0"/>
+          <w:i w:val="0"/>
+          <w:sz w:val="21"/>
+          <w:vertAlign w:val="subscript"/>
+        </w:rPr>
+        <w:t>th</w:t>
+      </w:r>
+      <w:r>
+        <w:rPr>
+          <w:rFonts w:ascii="Arial" w:hAnsi="Arial" w:eastAsia="Arial" w:cs="Arial"/>
+          <w:b w:val="0"/>
+          <w:i w:val="0"/>
+          <w:sz w:val="21"/>
+        </w:rPr>
+        <w:t>. (2) Memperbesar R₃ menurunkan puncak daya (∝ 1/R</w:t>
+      </w:r>
+      <w:r>
+        <w:rPr>
+          <w:rFonts w:ascii="Arial" w:hAnsi="Arial" w:eastAsia="Arial" w:cs="Arial"/>
+          <w:b w:val="0"/>
+          <w:i w:val="0"/>
+          <w:sz w:val="21"/>
+          <w:vertAlign w:val="subscript"/>
+        </w:rPr>
+        <w:t>th</w:t>
+      </w:r>
+      <w:r>
+        <w:rPr>
+          <w:rFonts w:ascii="Arial" w:hAnsi="Arial" w:eastAsia="Arial" w:cs="Arial"/>
+          <w:b w:val="0"/>
+          <w:i w:val="0"/>
+          <w:sz w:val="21"/>
+        </w:rPr>
+        <w:t>) dan menggesernya ke kanan. (3) Readout memberi I</w:t>
+      </w:r>
+      <w:r>
+        <w:rPr>
+          <w:rFonts w:ascii="Arial" w:hAnsi="Arial" w:eastAsia="Arial" w:cs="Arial"/>
+          <w:b w:val="0"/>
+          <w:i w:val="0"/>
+          <w:sz w:val="21"/>
+          <w:vertAlign w:val="subscript"/>
+        </w:rPr>
+        <w:t>N</w:t>
+      </w:r>
+      <w:r>
+        <w:rPr>
+          <w:rFonts w:ascii="Arial" w:hAnsi="Arial" w:eastAsia="Arial" w:cs="Arial"/>
+          <w:b w:val="0"/>
+          <w:i w:val="0"/>
+          <w:sz w:val="21"/>
+        </w:rPr>
+        <w:t xml:space="preserve"> = V</w:t>
+      </w:r>
+      <w:r>
+        <w:rPr>
+          <w:rFonts w:ascii="Arial" w:hAnsi="Arial" w:eastAsia="Arial" w:cs="Arial"/>
+          <w:b w:val="0"/>
+          <w:i w:val="0"/>
+          <w:sz w:val="21"/>
+          <w:vertAlign w:val="subscript"/>
+        </w:rPr>
+        <w:t>th</w:t>
+      </w:r>
+      <w:r>
+        <w:rPr>
+          <w:rFonts w:ascii="Arial" w:hAnsi="Arial" w:eastAsia="Arial" w:cs="Arial"/>
+          <w:b w:val="0"/>
+          <w:i w:val="0"/>
+          <w:sz w:val="21"/>
+        </w:rPr>
+        <w:t>/R</w:t>
+      </w:r>
+      <w:r>
+        <w:rPr>
+          <w:rFonts w:ascii="Arial" w:hAnsi="Arial" w:eastAsia="Arial" w:cs="Arial"/>
+          <w:b w:val="0"/>
+          <w:i w:val="0"/>
+          <w:sz w:val="21"/>
+          <w:vertAlign w:val="subscript"/>
+        </w:rPr>
+        <w:t>th</w:t>
+      </w:r>
+      <w:r>
+        <w:rPr>
+          <w:rFonts w:ascii="Arial" w:hAnsi="Arial" w:eastAsia="Arial" w:cs="Arial"/>
+          <w:b w:val="0"/>
+          <w:i w:val="0"/>
+          <w:sz w:val="21"/>
+        </w:rPr>
+        <w:t>, arus hubung singkat terminal. Soal C5–C7 dan C12.</w:t>
       </w:r>
     </w:p>
     <w:p>
@@ -14772,7 +15484,26 @@
           <w:i w:val="0"/>
           <w:sz w:val="21"/>
         </w:rPr>
-        <w:t>: beban terbagi persis berbanding terbalik r. (2) Turunkan E₂ sedikit di bawah E₁: pada beban ringan (R_L besar) sumber 2 diisi, pada beban berat ia ikut memasok. (3) Readout memberi arus sirkulasi tanpa beban dan rugi yang ditimbulkannya. Soal C8–C10, C14, dan C15.</w:t>
+        <w:t>: beban terbagi persis berbanding terbalik r. (2) Turunkan E₂ sedikit di bawah E₁: pada beban ringan (R</w:t>
+      </w:r>
+      <w:r>
+        <w:rPr>
+          <w:rFonts w:ascii="Arial" w:hAnsi="Arial" w:eastAsia="Arial" w:cs="Arial"/>
+          <w:b w:val="0"/>
+          <w:i w:val="0"/>
+          <w:sz w:val="21"/>
+          <w:vertAlign w:val="subscript"/>
+        </w:rPr>
+        <w:t>L</w:t>
+      </w:r>
+      <w:r>
+        <w:rPr>
+          <w:rFonts w:ascii="Arial" w:hAnsi="Arial" w:eastAsia="Arial" w:cs="Arial"/>
+          <w:b w:val="0"/>
+          <w:i w:val="0"/>
+          <w:sz w:val="21"/>
+        </w:rPr>
+        <w:t xml:space="preserve"> besar) sumber 2 diisi, pada beban berat ia ikut memasok. (3) Readout memberi arus sirkulasi tanpa beban dan rugi yang ditimbulkannya. Soal C8–C10, C14, dan C15.</w:t>
       </w:r>
     </w:p>
     <w:p>
@@ -14817,7 +15548,9 @@
           <w:color w:val="1F3864"/>
           <w:sz w:val="28"/>
         </w:rPr>
-        <w:t>IMPLEMENTASI PYTHON DI JUPYTER NOTEBOOK</w:t>
+        <w:t>IMPLEMENTASI PYTHON</w:t>
+        <w:br/>
+        <w:t>DI JUPYTER NOTEBOOK</w:t>
       </w:r>
     </w:p>
     <w:p>
@@ -15920,7 +16653,45 @@
           <w:i w:val="0"/>
           <w:sz w:val="21"/>
         </w:rPr>
-        <w:t xml:space="preserve"> jalankan keempat cell dan cocokkan dengan angka di Bagian 02–06: V simpul 10,263 V, arus R₃ mesh 1,333 A, V_th = 12 V dan R_th = 6 Ω, serta arus sirkulasi 4,62 A. Cell 2–4 memuat pola penyelesaian soal Hard C11–C15; ubah angkanya sesuai soal Anda, jangan hanya menyalin.</w:t>
+        <w:t xml:space="preserve"> jalankan keempat cell dan cocokkan dengan angka di Bagian 02–06: V simpul 10,263 V, arus R₃ mesh 1,333 A, V</w:t>
+      </w:r>
+      <w:r>
+        <w:rPr>
+          <w:rFonts w:ascii="Arial" w:hAnsi="Arial" w:eastAsia="Arial" w:cs="Arial"/>
+          <w:b w:val="0"/>
+          <w:i w:val="0"/>
+          <w:sz w:val="21"/>
+          <w:vertAlign w:val="subscript"/>
+        </w:rPr>
+        <w:t>th</w:t>
+      </w:r>
+      <w:r>
+        <w:rPr>
+          <w:rFonts w:ascii="Arial" w:hAnsi="Arial" w:eastAsia="Arial" w:cs="Arial"/>
+          <w:b w:val="0"/>
+          <w:i w:val="0"/>
+          <w:sz w:val="21"/>
+        </w:rPr>
+        <w:t xml:space="preserve"> = 12 V dan R</w:t>
+      </w:r>
+      <w:r>
+        <w:rPr>
+          <w:rFonts w:ascii="Arial" w:hAnsi="Arial" w:eastAsia="Arial" w:cs="Arial"/>
+          <w:b w:val="0"/>
+          <w:i w:val="0"/>
+          <w:sz w:val="21"/>
+          <w:vertAlign w:val="subscript"/>
+        </w:rPr>
+        <w:t>th</w:t>
+      </w:r>
+      <w:r>
+        <w:rPr>
+          <w:rFonts w:ascii="Arial" w:hAnsi="Arial" w:eastAsia="Arial" w:cs="Arial"/>
+          <w:b w:val="0"/>
+          <w:i w:val="0"/>
+          <w:sz w:val="21"/>
+        </w:rPr>
+        <w:t xml:space="preserve"> = 6 Ω, serta arus sirkulasi 4,62 A. Cell 2–4 memuat pola penyelesaian soal Hard C11–C15; ubah angkanya sesuai soal Anda, jangan hanya menyalin.</w:t>
       </w:r>
     </w:p>
     <w:p>
@@ -16623,7 +17394,36 @@
           <w:i w:val="0"/>
           <w:sz w:val="21"/>
         </w:rPr>
-        <w:t>(A) Sumber tegangan Vth seri Rth</w:t>
+        <w:t>(A) Sumber tegangan V</w:t>
+      </w:r>
+      <w:r>
+        <w:rPr>
+          <w:rFonts w:ascii="Arial" w:hAnsi="Arial" w:eastAsia="Arial" w:cs="Arial"/>
+          <w:b w:val="0"/>
+          <w:i w:val="0"/>
+          <w:sz w:val="21"/>
+          <w:vertAlign w:val="subscript"/>
+        </w:rPr>
+        <w:t>th</w:t>
+      </w:r>
+      <w:r>
+        <w:rPr>
+          <w:rFonts w:ascii="Arial" w:hAnsi="Arial" w:eastAsia="Arial" w:cs="Arial"/>
+          <w:b w:val="0"/>
+          <w:i w:val="0"/>
+          <w:sz w:val="21"/>
+        </w:rPr>
+        <w:t xml:space="preserve"> seri R</w:t>
+      </w:r>
+      <w:r>
+        <w:rPr>
+          <w:rFonts w:ascii="Arial" w:hAnsi="Arial" w:eastAsia="Arial" w:cs="Arial"/>
+          <w:b w:val="0"/>
+          <w:i w:val="0"/>
+          <w:sz w:val="21"/>
+          <w:vertAlign w:val="subscript"/>
+        </w:rPr>
+        <w:t>th</w:t>
       </w:r>
     </w:p>
     <w:p>
@@ -16647,7 +17447,36 @@
           <w:i w:val="0"/>
           <w:sz w:val="21"/>
         </w:rPr>
-        <w:t>(B) Sumber arus IN seri Rth</w:t>
+        <w:t>(B) Sumber arus I</w:t>
+      </w:r>
+      <w:r>
+        <w:rPr>
+          <w:rFonts w:ascii="Arial" w:hAnsi="Arial" w:eastAsia="Arial" w:cs="Arial"/>
+          <w:b w:val="0"/>
+          <w:i w:val="0"/>
+          <w:sz w:val="21"/>
+          <w:vertAlign w:val="subscript"/>
+        </w:rPr>
+        <w:t>N</w:t>
+      </w:r>
+      <w:r>
+        <w:rPr>
+          <w:rFonts w:ascii="Arial" w:hAnsi="Arial" w:eastAsia="Arial" w:cs="Arial"/>
+          <w:b w:val="0"/>
+          <w:i w:val="0"/>
+          <w:sz w:val="21"/>
+        </w:rPr>
+        <w:t xml:space="preserve"> seri R</w:t>
+      </w:r>
+      <w:r>
+        <w:rPr>
+          <w:rFonts w:ascii="Arial" w:hAnsi="Arial" w:eastAsia="Arial" w:cs="Arial"/>
+          <w:b w:val="0"/>
+          <w:i w:val="0"/>
+          <w:sz w:val="21"/>
+          <w:vertAlign w:val="subscript"/>
+        </w:rPr>
+        <w:t>th</w:t>
       </w:r>
     </w:p>
     <w:p>
@@ -16671,7 +17500,93 @@
           <w:i w:val="0"/>
           <w:sz w:val="21"/>
         </w:rPr>
-        <w:t>(C) Sumber arus IN = Vth/Rth paralel dengan RN = Rth</w:t>
+        <w:t>(C) Sumber arus I</w:t>
+      </w:r>
+      <w:r>
+        <w:rPr>
+          <w:rFonts w:ascii="Arial" w:hAnsi="Arial" w:eastAsia="Arial" w:cs="Arial"/>
+          <w:b w:val="0"/>
+          <w:i w:val="0"/>
+          <w:sz w:val="21"/>
+          <w:vertAlign w:val="subscript"/>
+        </w:rPr>
+        <w:t>N</w:t>
+      </w:r>
+      <w:r>
+        <w:rPr>
+          <w:rFonts w:ascii="Arial" w:hAnsi="Arial" w:eastAsia="Arial" w:cs="Arial"/>
+          <w:b w:val="0"/>
+          <w:i w:val="0"/>
+          <w:sz w:val="21"/>
+        </w:rPr>
+        <w:t xml:space="preserve"> = V</w:t>
+      </w:r>
+      <w:r>
+        <w:rPr>
+          <w:rFonts w:ascii="Arial" w:hAnsi="Arial" w:eastAsia="Arial" w:cs="Arial"/>
+          <w:b w:val="0"/>
+          <w:i w:val="0"/>
+          <w:sz w:val="21"/>
+          <w:vertAlign w:val="subscript"/>
+        </w:rPr>
+        <w:t>th</w:t>
+      </w:r>
+      <w:r>
+        <w:rPr>
+          <w:rFonts w:ascii="Arial" w:hAnsi="Arial" w:eastAsia="Arial" w:cs="Arial"/>
+          <w:b w:val="0"/>
+          <w:i w:val="0"/>
+          <w:sz w:val="21"/>
+        </w:rPr>
+        <w:t>/R</w:t>
+      </w:r>
+      <w:r>
+        <w:rPr>
+          <w:rFonts w:ascii="Arial" w:hAnsi="Arial" w:eastAsia="Arial" w:cs="Arial"/>
+          <w:b w:val="0"/>
+          <w:i w:val="0"/>
+          <w:sz w:val="21"/>
+          <w:vertAlign w:val="subscript"/>
+        </w:rPr>
+        <w:t>th</w:t>
+      </w:r>
+      <w:r>
+        <w:rPr>
+          <w:rFonts w:ascii="Arial" w:hAnsi="Arial" w:eastAsia="Arial" w:cs="Arial"/>
+          <w:b w:val="0"/>
+          <w:i w:val="0"/>
+          <w:sz w:val="21"/>
+        </w:rPr>
+        <w:t xml:space="preserve"> paralel dengan R</w:t>
+      </w:r>
+      <w:r>
+        <w:rPr>
+          <w:rFonts w:ascii="Arial" w:hAnsi="Arial" w:eastAsia="Arial" w:cs="Arial"/>
+          <w:b w:val="0"/>
+          <w:i w:val="0"/>
+          <w:sz w:val="21"/>
+          <w:vertAlign w:val="subscript"/>
+        </w:rPr>
+        <w:t>N</w:t>
+      </w:r>
+      <w:r>
+        <w:rPr>
+          <w:rFonts w:ascii="Arial" w:hAnsi="Arial" w:eastAsia="Arial" w:cs="Arial"/>
+          <w:b w:val="0"/>
+          <w:i w:val="0"/>
+          <w:sz w:val="21"/>
+        </w:rPr>
+        <w:t xml:space="preserve"> = R</w:t>
+      </w:r>
+      <w:r>
+        <w:rPr>
+          <w:rFonts w:ascii="Arial" w:hAnsi="Arial" w:eastAsia="Arial" w:cs="Arial"/>
+          <w:b w:val="0"/>
+          <w:i w:val="0"/>
+          <w:sz w:val="21"/>
+          <w:vertAlign w:val="subscript"/>
+        </w:rPr>
+        <w:t>th</w:t>
       </w:r>
     </w:p>
     <w:p>
@@ -16695,7 +17610,36 @@
           <w:i w:val="0"/>
           <w:sz w:val="21"/>
         </w:rPr>
-        <w:t>(D) Sumber tegangan Vth paralel Rth</w:t>
+        <w:t>(D) Sumber tegangan V</w:t>
+      </w:r>
+      <w:r>
+        <w:rPr>
+          <w:rFonts w:ascii="Arial" w:hAnsi="Arial" w:eastAsia="Arial" w:cs="Arial"/>
+          <w:b w:val="0"/>
+          <w:i w:val="0"/>
+          <w:sz w:val="21"/>
+          <w:vertAlign w:val="subscript"/>
+        </w:rPr>
+        <w:t>th</w:t>
+      </w:r>
+      <w:r>
+        <w:rPr>
+          <w:rFonts w:ascii="Arial" w:hAnsi="Arial" w:eastAsia="Arial" w:cs="Arial"/>
+          <w:b w:val="0"/>
+          <w:i w:val="0"/>
+          <w:sz w:val="21"/>
+        </w:rPr>
+        <w:t xml:space="preserve"> paralel R</w:t>
+      </w:r>
+      <w:r>
+        <w:rPr>
+          <w:rFonts w:ascii="Arial" w:hAnsi="Arial" w:eastAsia="Arial" w:cs="Arial"/>
+          <w:b w:val="0"/>
+          <w:i w:val="0"/>
+          <w:sz w:val="21"/>
+          <w:vertAlign w:val="subscript"/>
+        </w:rPr>
+        <w:t>th</w:t>
       </w:r>
     </w:p>
     <w:p>
@@ -17252,7 +18196,45 @@
           <w:i w:val="0"/>
           <w:sz w:val="21"/>
         </w:rPr>
-        <w:t>(A) V = (E1 + E2)/2</w:t>
+        <w:t>(A) V = (E</w:t>
+      </w:r>
+      <w:r>
+        <w:rPr>
+          <w:rFonts w:ascii="Arial" w:hAnsi="Arial" w:eastAsia="Arial" w:cs="Arial"/>
+          <w:b w:val="0"/>
+          <w:i w:val="0"/>
+          <w:sz w:val="21"/>
+          <w:vertAlign w:val="subscript"/>
+        </w:rPr>
+        <w:t>1</w:t>
+      </w:r>
+      <w:r>
+        <w:rPr>
+          <w:rFonts w:ascii="Arial" w:hAnsi="Arial" w:eastAsia="Arial" w:cs="Arial"/>
+          <w:b w:val="0"/>
+          <w:i w:val="0"/>
+          <w:sz w:val="21"/>
+        </w:rPr>
+        <w:t xml:space="preserve"> + E</w:t>
+      </w:r>
+      <w:r>
+        <w:rPr>
+          <w:rFonts w:ascii="Arial" w:hAnsi="Arial" w:eastAsia="Arial" w:cs="Arial"/>
+          <w:b w:val="0"/>
+          <w:i w:val="0"/>
+          <w:sz w:val="21"/>
+          <w:vertAlign w:val="subscript"/>
+        </w:rPr>
+        <w:t>2</w:t>
+      </w:r>
+      <w:r>
+        <w:rPr>
+          <w:rFonts w:ascii="Arial" w:hAnsi="Arial" w:eastAsia="Arial" w:cs="Arial"/>
+          <w:b w:val="0"/>
+          <w:i w:val="0"/>
+          <w:sz w:val="21"/>
+        </w:rPr>
+        <w:t>)/2</w:t>
       </w:r>
     </w:p>
     <w:p>
@@ -17276,7 +18258,121 @@
           <w:i w:val="0"/>
           <w:sz w:val="21"/>
         </w:rPr>
-        <w:t>(B) V = (E1 + E2) R3/(R1 + R2 + R3)</w:t>
+        <w:t>(B) V = (E</w:t>
+      </w:r>
+      <w:r>
+        <w:rPr>
+          <w:rFonts w:ascii="Arial" w:hAnsi="Arial" w:eastAsia="Arial" w:cs="Arial"/>
+          <w:b w:val="0"/>
+          <w:i w:val="0"/>
+          <w:sz w:val="21"/>
+          <w:vertAlign w:val="subscript"/>
+        </w:rPr>
+        <w:t>1</w:t>
+      </w:r>
+      <w:r>
+        <w:rPr>
+          <w:rFonts w:ascii="Arial" w:hAnsi="Arial" w:eastAsia="Arial" w:cs="Arial"/>
+          <w:b w:val="0"/>
+          <w:i w:val="0"/>
+          <w:sz w:val="21"/>
+        </w:rPr>
+        <w:t xml:space="preserve"> + E</w:t>
+      </w:r>
+      <w:r>
+        <w:rPr>
+          <w:rFonts w:ascii="Arial" w:hAnsi="Arial" w:eastAsia="Arial" w:cs="Arial"/>
+          <w:b w:val="0"/>
+          <w:i w:val="0"/>
+          <w:sz w:val="21"/>
+          <w:vertAlign w:val="subscript"/>
+        </w:rPr>
+        <w:t>2</w:t>
+      </w:r>
+      <w:r>
+        <w:rPr>
+          <w:rFonts w:ascii="Arial" w:hAnsi="Arial" w:eastAsia="Arial" w:cs="Arial"/>
+          <w:b w:val="0"/>
+          <w:i w:val="0"/>
+          <w:sz w:val="21"/>
+        </w:rPr>
+        <w:t>) R</w:t>
+      </w:r>
+      <w:r>
+        <w:rPr>
+          <w:rFonts w:ascii="Arial" w:hAnsi="Arial" w:eastAsia="Arial" w:cs="Arial"/>
+          <w:b w:val="0"/>
+          <w:i w:val="0"/>
+          <w:sz w:val="21"/>
+          <w:vertAlign w:val="subscript"/>
+        </w:rPr>
+        <w:t>3</w:t>
+      </w:r>
+      <w:r>
+        <w:rPr>
+          <w:rFonts w:ascii="Arial" w:hAnsi="Arial" w:eastAsia="Arial" w:cs="Arial"/>
+          <w:b w:val="0"/>
+          <w:i w:val="0"/>
+          <w:sz w:val="21"/>
+        </w:rPr>
+        <w:t>/(R</w:t>
+      </w:r>
+      <w:r>
+        <w:rPr>
+          <w:rFonts w:ascii="Arial" w:hAnsi="Arial" w:eastAsia="Arial" w:cs="Arial"/>
+          <w:b w:val="0"/>
+          <w:i w:val="0"/>
+          <w:sz w:val="21"/>
+          <w:vertAlign w:val="subscript"/>
+        </w:rPr>
+        <w:t>1</w:t>
+      </w:r>
+      <w:r>
+        <w:rPr>
+          <w:rFonts w:ascii="Arial" w:hAnsi="Arial" w:eastAsia="Arial" w:cs="Arial"/>
+          <w:b w:val="0"/>
+          <w:i w:val="0"/>
+          <w:sz w:val="21"/>
+        </w:rPr>
+        <w:t xml:space="preserve"> + R</w:t>
+      </w:r>
+      <w:r>
+        <w:rPr>
+          <w:rFonts w:ascii="Arial" w:hAnsi="Arial" w:eastAsia="Arial" w:cs="Arial"/>
+          <w:b w:val="0"/>
+          <w:i w:val="0"/>
+          <w:sz w:val="21"/>
+          <w:vertAlign w:val="subscript"/>
+        </w:rPr>
+        <w:t>2</w:t>
+      </w:r>
+      <w:r>
+        <w:rPr>
+          <w:rFonts w:ascii="Arial" w:hAnsi="Arial" w:eastAsia="Arial" w:cs="Arial"/>
+          <w:b w:val="0"/>
+          <w:i w:val="0"/>
+          <w:sz w:val="21"/>
+        </w:rPr>
+        <w:t xml:space="preserve"> + R</w:t>
+      </w:r>
+      <w:r>
+        <w:rPr>
+          <w:rFonts w:ascii="Arial" w:hAnsi="Arial" w:eastAsia="Arial" w:cs="Arial"/>
+          <w:b w:val="0"/>
+          <w:i w:val="0"/>
+          <w:sz w:val="21"/>
+          <w:vertAlign w:val="subscript"/>
+        </w:rPr>
+        <w:t>3</w:t>
+      </w:r>
+      <w:r>
+        <w:rPr>
+          <w:rFonts w:ascii="Arial" w:hAnsi="Arial" w:eastAsia="Arial" w:cs="Arial"/>
+          <w:b w:val="0"/>
+          <w:i w:val="0"/>
+          <w:sz w:val="21"/>
+        </w:rPr>
+        <w:t>)</w:t>
       </w:r>
     </w:p>
     <w:p>
@@ -17300,7 +18396,140 @@
           <w:i w:val="0"/>
           <w:sz w:val="21"/>
         </w:rPr>
-        <w:t>(C) V = (E1/R1 + E2/R2)/(1/R1 + 1/R2 + 1/R3)</w:t>
+        <w:t>(C) V = (E</w:t>
+      </w:r>
+      <w:r>
+        <w:rPr>
+          <w:rFonts w:ascii="Arial" w:hAnsi="Arial" w:eastAsia="Arial" w:cs="Arial"/>
+          <w:b w:val="0"/>
+          <w:i w:val="0"/>
+          <w:sz w:val="21"/>
+          <w:vertAlign w:val="subscript"/>
+        </w:rPr>
+        <w:t>1</w:t>
+      </w:r>
+      <w:r>
+        <w:rPr>
+          <w:rFonts w:ascii="Arial" w:hAnsi="Arial" w:eastAsia="Arial" w:cs="Arial"/>
+          <w:b w:val="0"/>
+          <w:i w:val="0"/>
+          <w:sz w:val="21"/>
+        </w:rPr>
+        <w:t>/R</w:t>
+      </w:r>
+      <w:r>
+        <w:rPr>
+          <w:rFonts w:ascii="Arial" w:hAnsi="Arial" w:eastAsia="Arial" w:cs="Arial"/>
+          <w:b w:val="0"/>
+          <w:i w:val="0"/>
+          <w:sz w:val="21"/>
+          <w:vertAlign w:val="subscript"/>
+        </w:rPr>
+        <w:t>1</w:t>
+      </w:r>
+      <w:r>
+        <w:rPr>
+          <w:rFonts w:ascii="Arial" w:hAnsi="Arial" w:eastAsia="Arial" w:cs="Arial"/>
+          <w:b w:val="0"/>
+          <w:i w:val="0"/>
+          <w:sz w:val="21"/>
+        </w:rPr>
+        <w:t xml:space="preserve"> + E</w:t>
+      </w:r>
+      <w:r>
+        <w:rPr>
+          <w:rFonts w:ascii="Arial" w:hAnsi="Arial" w:eastAsia="Arial" w:cs="Arial"/>
+          <w:b w:val="0"/>
+          <w:i w:val="0"/>
+          <w:sz w:val="21"/>
+          <w:vertAlign w:val="subscript"/>
+        </w:rPr>
+        <w:t>2</w:t>
+      </w:r>
+      <w:r>
+        <w:rPr>
+          <w:rFonts w:ascii="Arial" w:hAnsi="Arial" w:eastAsia="Arial" w:cs="Arial"/>
+          <w:b w:val="0"/>
+          <w:i w:val="0"/>
+          <w:sz w:val="21"/>
+        </w:rPr>
+        <w:t>/R</w:t>
+      </w:r>
+      <w:r>
+        <w:rPr>
+          <w:rFonts w:ascii="Arial" w:hAnsi="Arial" w:eastAsia="Arial" w:cs="Arial"/>
+          <w:b w:val="0"/>
+          <w:i w:val="0"/>
+          <w:sz w:val="21"/>
+          <w:vertAlign w:val="subscript"/>
+        </w:rPr>
+        <w:t>2</w:t>
+      </w:r>
+      <w:r>
+        <w:rPr>
+          <w:rFonts w:ascii="Arial" w:hAnsi="Arial" w:eastAsia="Arial" w:cs="Arial"/>
+          <w:b w:val="0"/>
+          <w:i w:val="0"/>
+          <w:sz w:val="21"/>
+        </w:rPr>
+        <w:t>)/(1/R</w:t>
+      </w:r>
+      <w:r>
+        <w:rPr>
+          <w:rFonts w:ascii="Arial" w:hAnsi="Arial" w:eastAsia="Arial" w:cs="Arial"/>
+          <w:b w:val="0"/>
+          <w:i w:val="0"/>
+          <w:sz w:val="21"/>
+          <w:vertAlign w:val="subscript"/>
+        </w:rPr>
+        <w:t>1</w:t>
+      </w:r>
+      <w:r>
+        <w:rPr>
+          <w:rFonts w:ascii="Arial" w:hAnsi="Arial" w:eastAsia="Arial" w:cs="Arial"/>
+          <w:b w:val="0"/>
+          <w:i w:val="0"/>
+          <w:sz w:val="21"/>
+        </w:rPr>
+        <w:t xml:space="preserve"> + 1/R</w:t>
+      </w:r>
+      <w:r>
+        <w:rPr>
+          <w:rFonts w:ascii="Arial" w:hAnsi="Arial" w:eastAsia="Arial" w:cs="Arial"/>
+          <w:b w:val="0"/>
+          <w:i w:val="0"/>
+          <w:sz w:val="21"/>
+          <w:vertAlign w:val="subscript"/>
+        </w:rPr>
+        <w:t>2</w:t>
+      </w:r>
+      <w:r>
+        <w:rPr>
+          <w:rFonts w:ascii="Arial" w:hAnsi="Arial" w:eastAsia="Arial" w:cs="Arial"/>
+          <w:b w:val="0"/>
+          <w:i w:val="0"/>
+          <w:sz w:val="21"/>
+        </w:rPr>
+        <w:t xml:space="preserve"> + 1/R</w:t>
+      </w:r>
+      <w:r>
+        <w:rPr>
+          <w:rFonts w:ascii="Arial" w:hAnsi="Arial" w:eastAsia="Arial" w:cs="Arial"/>
+          <w:b w:val="0"/>
+          <w:i w:val="0"/>
+          <w:sz w:val="21"/>
+          <w:vertAlign w:val="subscript"/>
+        </w:rPr>
+        <w:t>3</w:t>
+      </w:r>
+      <w:r>
+        <w:rPr>
+          <w:rFonts w:ascii="Arial" w:hAnsi="Arial" w:eastAsia="Arial" w:cs="Arial"/>
+          <w:b w:val="0"/>
+          <w:i w:val="0"/>
+          <w:sz w:val="21"/>
+        </w:rPr>
+        <w:t>)</w:t>
       </w:r>
     </w:p>
     <w:p>
@@ -17324,7 +18553,93 @@
           <w:i w:val="0"/>
           <w:sz w:val="21"/>
         </w:rPr>
-        <w:t>(D) V = (E1 R1 + E2 R2)/R3</w:t>
+        <w:t>(D) V = (E</w:t>
+      </w:r>
+      <w:r>
+        <w:rPr>
+          <w:rFonts w:ascii="Arial" w:hAnsi="Arial" w:eastAsia="Arial" w:cs="Arial"/>
+          <w:b w:val="0"/>
+          <w:i w:val="0"/>
+          <w:sz w:val="21"/>
+          <w:vertAlign w:val="subscript"/>
+        </w:rPr>
+        <w:t>1</w:t>
+      </w:r>
+      <w:r>
+        <w:rPr>
+          <w:rFonts w:ascii="Arial" w:hAnsi="Arial" w:eastAsia="Arial" w:cs="Arial"/>
+          <w:b w:val="0"/>
+          <w:i w:val="0"/>
+          <w:sz w:val="21"/>
+        </w:rPr>
+        <w:t xml:space="preserve"> R</w:t>
+      </w:r>
+      <w:r>
+        <w:rPr>
+          <w:rFonts w:ascii="Arial" w:hAnsi="Arial" w:eastAsia="Arial" w:cs="Arial"/>
+          <w:b w:val="0"/>
+          <w:i w:val="0"/>
+          <w:sz w:val="21"/>
+          <w:vertAlign w:val="subscript"/>
+        </w:rPr>
+        <w:t>1</w:t>
+      </w:r>
+      <w:r>
+        <w:rPr>
+          <w:rFonts w:ascii="Arial" w:hAnsi="Arial" w:eastAsia="Arial" w:cs="Arial"/>
+          <w:b w:val="0"/>
+          <w:i w:val="0"/>
+          <w:sz w:val="21"/>
+        </w:rPr>
+        <w:t xml:space="preserve"> + E</w:t>
+      </w:r>
+      <w:r>
+        <w:rPr>
+          <w:rFonts w:ascii="Arial" w:hAnsi="Arial" w:eastAsia="Arial" w:cs="Arial"/>
+          <w:b w:val="0"/>
+          <w:i w:val="0"/>
+          <w:sz w:val="21"/>
+          <w:vertAlign w:val="subscript"/>
+        </w:rPr>
+        <w:t>2</w:t>
+      </w:r>
+      <w:r>
+        <w:rPr>
+          <w:rFonts w:ascii="Arial" w:hAnsi="Arial" w:eastAsia="Arial" w:cs="Arial"/>
+          <w:b w:val="0"/>
+          <w:i w:val="0"/>
+          <w:sz w:val="21"/>
+        </w:rPr>
+        <w:t xml:space="preserve"> R</w:t>
+      </w:r>
+      <w:r>
+        <w:rPr>
+          <w:rFonts w:ascii="Arial" w:hAnsi="Arial" w:eastAsia="Arial" w:cs="Arial"/>
+          <w:b w:val="0"/>
+          <w:i w:val="0"/>
+          <w:sz w:val="21"/>
+          <w:vertAlign w:val="subscript"/>
+        </w:rPr>
+        <w:t>2</w:t>
+      </w:r>
+      <w:r>
+        <w:rPr>
+          <w:rFonts w:ascii="Arial" w:hAnsi="Arial" w:eastAsia="Arial" w:cs="Arial"/>
+          <w:b w:val="0"/>
+          <w:i w:val="0"/>
+          <w:sz w:val="21"/>
+        </w:rPr>
+        <w:t>)/R</w:t>
+      </w:r>
+      <w:r>
+        <w:rPr>
+          <w:rFonts w:ascii="Arial" w:hAnsi="Arial" w:eastAsia="Arial" w:cs="Arial"/>
+          <w:b w:val="0"/>
+          <w:i w:val="0"/>
+          <w:sz w:val="21"/>
+          <w:vertAlign w:val="subscript"/>
+        </w:rPr>
+        <w:t>3</w:t>
       </w:r>
     </w:p>
     <w:p>
@@ -17372,7 +18687,84 @@
           <w:i w:val="0"/>
           <w:sz w:val="21"/>
         </w:rPr>
-        <w:t>(A) Vth2/(4Rth) saat RL = Rth</w:t>
+        <w:t>(A) V</w:t>
+      </w:r>
+      <w:r>
+        <w:rPr>
+          <w:rFonts w:ascii="Arial" w:hAnsi="Arial" w:eastAsia="Arial" w:cs="Arial"/>
+          <w:b w:val="0"/>
+          <w:i w:val="0"/>
+          <w:sz w:val="21"/>
+          <w:vertAlign w:val="subscript"/>
+        </w:rPr>
+        <w:t>th</w:t>
+      </w:r>
+      <w:r>
+        <w:rPr>
+          <w:rFonts w:ascii="Arial" w:hAnsi="Arial" w:eastAsia="Arial" w:cs="Arial"/>
+          <w:b w:val="0"/>
+          <w:i w:val="0"/>
+          <w:sz w:val="21"/>
+          <w:vertAlign w:val="superscript"/>
+        </w:rPr>
+        <w:t>2</w:t>
+      </w:r>
+      <w:r>
+        <w:rPr>
+          <w:rFonts w:ascii="Arial" w:hAnsi="Arial" w:eastAsia="Arial" w:cs="Arial"/>
+          <w:b w:val="0"/>
+          <w:i w:val="0"/>
+          <w:sz w:val="21"/>
+        </w:rPr>
+        <w:t>/(4R</w:t>
+      </w:r>
+      <w:r>
+        <w:rPr>
+          <w:rFonts w:ascii="Arial" w:hAnsi="Arial" w:eastAsia="Arial" w:cs="Arial"/>
+          <w:b w:val="0"/>
+          <w:i w:val="0"/>
+          <w:sz w:val="21"/>
+          <w:vertAlign w:val="subscript"/>
+        </w:rPr>
+        <w:t>th</w:t>
+      </w:r>
+      <w:r>
+        <w:rPr>
+          <w:rFonts w:ascii="Arial" w:hAnsi="Arial" w:eastAsia="Arial" w:cs="Arial"/>
+          <w:b w:val="0"/>
+          <w:i w:val="0"/>
+          <w:sz w:val="21"/>
+        </w:rPr>
+        <w:t>) saat R</w:t>
+      </w:r>
+      <w:r>
+        <w:rPr>
+          <w:rFonts w:ascii="Arial" w:hAnsi="Arial" w:eastAsia="Arial" w:cs="Arial"/>
+          <w:b w:val="0"/>
+          <w:i w:val="0"/>
+          <w:sz w:val="21"/>
+          <w:vertAlign w:val="subscript"/>
+        </w:rPr>
+        <w:t>L</w:t>
+      </w:r>
+      <w:r>
+        <w:rPr>
+          <w:rFonts w:ascii="Arial" w:hAnsi="Arial" w:eastAsia="Arial" w:cs="Arial"/>
+          <w:b w:val="0"/>
+          <w:i w:val="0"/>
+          <w:sz w:val="21"/>
+        </w:rPr>
+        <w:t xml:space="preserve"> = R</w:t>
+      </w:r>
+      <w:r>
+        <w:rPr>
+          <w:rFonts w:ascii="Arial" w:hAnsi="Arial" w:eastAsia="Arial" w:cs="Arial"/>
+          <w:b w:val="0"/>
+          <w:i w:val="0"/>
+          <w:sz w:val="21"/>
+          <w:vertAlign w:val="subscript"/>
+        </w:rPr>
+        <w:t>th</w:t>
       </w:r>
     </w:p>
     <w:p>
@@ -17396,7 +18788,74 @@
           <w:i w:val="0"/>
           <w:sz w:val="21"/>
         </w:rPr>
-        <w:t>(B) Vth2/Rth saat RL = 0</w:t>
+        <w:t>(B) V</w:t>
+      </w:r>
+      <w:r>
+        <w:rPr>
+          <w:rFonts w:ascii="Arial" w:hAnsi="Arial" w:eastAsia="Arial" w:cs="Arial"/>
+          <w:b w:val="0"/>
+          <w:i w:val="0"/>
+          <w:sz w:val="21"/>
+          <w:vertAlign w:val="subscript"/>
+        </w:rPr>
+        <w:t>th</w:t>
+      </w:r>
+      <w:r>
+        <w:rPr>
+          <w:rFonts w:ascii="Arial" w:hAnsi="Arial" w:eastAsia="Arial" w:cs="Arial"/>
+          <w:b w:val="0"/>
+          <w:i w:val="0"/>
+          <w:sz w:val="21"/>
+          <w:vertAlign w:val="superscript"/>
+        </w:rPr>
+        <w:t>2</w:t>
+      </w:r>
+      <w:r>
+        <w:rPr>
+          <w:rFonts w:ascii="Arial" w:hAnsi="Arial" w:eastAsia="Arial" w:cs="Arial"/>
+          <w:b w:val="0"/>
+          <w:i w:val="0"/>
+          <w:sz w:val="21"/>
+        </w:rPr>
+        <w:t>/R</w:t>
+      </w:r>
+      <w:r>
+        <w:rPr>
+          <w:rFonts w:ascii="Arial" w:hAnsi="Arial" w:eastAsia="Arial" w:cs="Arial"/>
+          <w:b w:val="0"/>
+          <w:i w:val="0"/>
+          <w:sz w:val="21"/>
+          <w:vertAlign w:val="subscript"/>
+        </w:rPr>
+        <w:t>th</w:t>
+      </w:r>
+      <w:r>
+        <w:rPr>
+          <w:rFonts w:ascii="Arial" w:hAnsi="Arial" w:eastAsia="Arial" w:cs="Arial"/>
+          <w:b w:val="0"/>
+          <w:i w:val="0"/>
+          <w:sz w:val="21"/>
+        </w:rPr>
+        <w:t xml:space="preserve"> saat R</w:t>
+      </w:r>
+      <w:r>
+        <w:rPr>
+          <w:rFonts w:ascii="Arial" w:hAnsi="Arial" w:eastAsia="Arial" w:cs="Arial"/>
+          <w:b w:val="0"/>
+          <w:i w:val="0"/>
+          <w:sz w:val="21"/>
+          <w:vertAlign w:val="subscript"/>
+        </w:rPr>
+        <w:t>L</w:t>
+      </w:r>
+      <w:r>
+        <w:rPr>
+          <w:rFonts w:ascii="Arial" w:hAnsi="Arial" w:eastAsia="Arial" w:cs="Arial"/>
+          <w:b w:val="0"/>
+          <w:i w:val="0"/>
+          <w:sz w:val="21"/>
+        </w:rPr>
+        <w:t xml:space="preserve"> = 0</w:t>
       </w:r>
     </w:p>
     <w:p>
@@ -17420,7 +18879,64 @@
           <w:i w:val="0"/>
           <w:sz w:val="21"/>
         </w:rPr>
-        <w:t>(C) Vth IN saat RL tak hingga</w:t>
+        <w:t>(C) V</w:t>
+      </w:r>
+      <w:r>
+        <w:rPr>
+          <w:rFonts w:ascii="Arial" w:hAnsi="Arial" w:eastAsia="Arial" w:cs="Arial"/>
+          <w:b w:val="0"/>
+          <w:i w:val="0"/>
+          <w:sz w:val="21"/>
+          <w:vertAlign w:val="subscript"/>
+        </w:rPr>
+        <w:t>th</w:t>
+      </w:r>
+      <w:r>
+        <w:rPr>
+          <w:rFonts w:ascii="Arial" w:hAnsi="Arial" w:eastAsia="Arial" w:cs="Arial"/>
+          <w:b w:val="0"/>
+          <w:i w:val="0"/>
+          <w:sz w:val="21"/>
+        </w:rPr>
+        <w:t xml:space="preserve"> I</w:t>
+      </w:r>
+      <w:r>
+        <w:rPr>
+          <w:rFonts w:ascii="Arial" w:hAnsi="Arial" w:eastAsia="Arial" w:cs="Arial"/>
+          <w:b w:val="0"/>
+          <w:i w:val="0"/>
+          <w:sz w:val="21"/>
+          <w:vertAlign w:val="subscript"/>
+        </w:rPr>
+        <w:t>N</w:t>
+      </w:r>
+      <w:r>
+        <w:rPr>
+          <w:rFonts w:ascii="Arial" w:hAnsi="Arial" w:eastAsia="Arial" w:cs="Arial"/>
+          <w:b w:val="0"/>
+          <w:i w:val="0"/>
+          <w:sz w:val="21"/>
+        </w:rPr>
+        <w:t xml:space="preserve"> saat R</w:t>
+      </w:r>
+      <w:r>
+        <w:rPr>
+          <w:rFonts w:ascii="Arial" w:hAnsi="Arial" w:eastAsia="Arial" w:cs="Arial"/>
+          <w:b w:val="0"/>
+          <w:i w:val="0"/>
+          <w:sz w:val="21"/>
+          <w:vertAlign w:val="subscript"/>
+        </w:rPr>
+        <w:t>L</w:t>
+      </w:r>
+      <w:r>
+        <w:rPr>
+          <w:rFonts w:ascii="Arial" w:hAnsi="Arial" w:eastAsia="Arial" w:cs="Arial"/>
+          <w:b w:val="0"/>
+          <w:i w:val="0"/>
+          <w:sz w:val="21"/>
+        </w:rPr>
+        <w:t xml:space="preserve"> tak hingga</w:t>
       </w:r>
     </w:p>
     <w:p>
@@ -17444,7 +18960,84 @@
           <w:i w:val="0"/>
           <w:sz w:val="21"/>
         </w:rPr>
-        <w:t>(D) Vth2/(2Rth) saat RL = 2Rth</w:t>
+        <w:t>(D) V</w:t>
+      </w:r>
+      <w:r>
+        <w:rPr>
+          <w:rFonts w:ascii="Arial" w:hAnsi="Arial" w:eastAsia="Arial" w:cs="Arial"/>
+          <w:b w:val="0"/>
+          <w:i w:val="0"/>
+          <w:sz w:val="21"/>
+          <w:vertAlign w:val="subscript"/>
+        </w:rPr>
+        <w:t>th</w:t>
+      </w:r>
+      <w:r>
+        <w:rPr>
+          <w:rFonts w:ascii="Arial" w:hAnsi="Arial" w:eastAsia="Arial" w:cs="Arial"/>
+          <w:b w:val="0"/>
+          <w:i w:val="0"/>
+          <w:sz w:val="21"/>
+          <w:vertAlign w:val="superscript"/>
+        </w:rPr>
+        <w:t>2</w:t>
+      </w:r>
+      <w:r>
+        <w:rPr>
+          <w:rFonts w:ascii="Arial" w:hAnsi="Arial" w:eastAsia="Arial" w:cs="Arial"/>
+          <w:b w:val="0"/>
+          <w:i w:val="0"/>
+          <w:sz w:val="21"/>
+        </w:rPr>
+        <w:t>/(2R</w:t>
+      </w:r>
+      <w:r>
+        <w:rPr>
+          <w:rFonts w:ascii="Arial" w:hAnsi="Arial" w:eastAsia="Arial" w:cs="Arial"/>
+          <w:b w:val="0"/>
+          <w:i w:val="0"/>
+          <w:sz w:val="21"/>
+          <w:vertAlign w:val="subscript"/>
+        </w:rPr>
+        <w:t>th</w:t>
+      </w:r>
+      <w:r>
+        <w:rPr>
+          <w:rFonts w:ascii="Arial" w:hAnsi="Arial" w:eastAsia="Arial" w:cs="Arial"/>
+          <w:b w:val="0"/>
+          <w:i w:val="0"/>
+          <w:sz w:val="21"/>
+        </w:rPr>
+        <w:t>) saat R</w:t>
+      </w:r>
+      <w:r>
+        <w:rPr>
+          <w:rFonts w:ascii="Arial" w:hAnsi="Arial" w:eastAsia="Arial" w:cs="Arial"/>
+          <w:b w:val="0"/>
+          <w:i w:val="0"/>
+          <w:sz w:val="21"/>
+          <w:vertAlign w:val="subscript"/>
+        </w:rPr>
+        <w:t>L</w:t>
+      </w:r>
+      <w:r>
+        <w:rPr>
+          <w:rFonts w:ascii="Arial" w:hAnsi="Arial" w:eastAsia="Arial" w:cs="Arial"/>
+          <w:b w:val="0"/>
+          <w:i w:val="0"/>
+          <w:sz w:val="21"/>
+        </w:rPr>
+        <w:t xml:space="preserve"> = 2R</w:t>
+      </w:r>
+      <w:r>
+        <w:rPr>
+          <w:rFonts w:ascii="Arial" w:hAnsi="Arial" w:eastAsia="Arial" w:cs="Arial"/>
+          <w:b w:val="0"/>
+          <w:i w:val="0"/>
+          <w:sz w:val="21"/>
+          <w:vertAlign w:val="subscript"/>
+        </w:rPr>
+        <w:t>th</w:t>
       </w:r>
     </w:p>
     <w:p>
@@ -17625,7 +19218,17 @@
           <w:i w:val="0"/>
           <w:sz w:val="21"/>
         </w:rPr>
-        <w:t>Tegangan Thevenin V_th</w:t>
+        <w:t>Tegangan Thevenin V</w:t>
+      </w:r>
+      <w:r>
+        <w:rPr>
+          <w:rFonts w:ascii="Arial" w:hAnsi="Arial" w:eastAsia="Arial" w:cs="Arial"/>
+          <w:b w:val="0"/>
+          <w:i w:val="0"/>
+          <w:sz w:val="21"/>
+          <w:vertAlign w:val="subscript"/>
+        </w:rPr>
+        <w:t>th</w:t>
       </w:r>
     </w:p>
     <w:p>
@@ -17658,7 +19261,17 @@
           <w:i w:val="0"/>
           <w:sz w:val="21"/>
         </w:rPr>
-        <w:t>Resistansi Thevenin R_th</w:t>
+        <w:t>Resistansi Thevenin R</w:t>
+      </w:r>
+      <w:r>
+        <w:rPr>
+          <w:rFonts w:ascii="Arial" w:hAnsi="Arial" w:eastAsia="Arial" w:cs="Arial"/>
+          <w:b w:val="0"/>
+          <w:i w:val="0"/>
+          <w:sz w:val="21"/>
+          <w:vertAlign w:val="subscript"/>
+        </w:rPr>
+        <w:t>th</w:t>
       </w:r>
     </w:p>
     <w:p>
@@ -17691,7 +19304,17 @@
           <w:i w:val="0"/>
           <w:sz w:val="21"/>
         </w:rPr>
-        <w:t>Arus Norton I_N</w:t>
+        <w:t>Arus Norton I</w:t>
+      </w:r>
+      <w:r>
+        <w:rPr>
+          <w:rFonts w:ascii="Arial" w:hAnsi="Arial" w:eastAsia="Arial" w:cs="Arial"/>
+          <w:b w:val="0"/>
+          <w:i w:val="0"/>
+          <w:sz w:val="21"/>
+          <w:vertAlign w:val="subscript"/>
+        </w:rPr>
+        <w:t>N</w:t>
       </w:r>
     </w:p>
     <w:p>
@@ -17872,7 +19495,45 @@
           <w:i w:val="0"/>
           <w:sz w:val="21"/>
         </w:rPr>
-        <w:t>Thevenin lalu daya maksimum V_th²/(4R_th)</w:t>
+        <w:t>Thevenin lalu daya maksimum V</w:t>
+      </w:r>
+      <w:r>
+        <w:rPr>
+          <w:rFonts w:ascii="Arial" w:hAnsi="Arial" w:eastAsia="Arial" w:cs="Arial"/>
+          <w:b w:val="0"/>
+          <w:i w:val="0"/>
+          <w:sz w:val="21"/>
+          <w:vertAlign w:val="subscript"/>
+        </w:rPr>
+        <w:t>th</w:t>
+      </w:r>
+      <w:r>
+        <w:rPr>
+          <w:rFonts w:ascii="Arial" w:hAnsi="Arial" w:eastAsia="Arial" w:cs="Arial"/>
+          <w:b w:val="0"/>
+          <w:i w:val="0"/>
+          <w:sz w:val="21"/>
+        </w:rPr>
+        <w:t>²/(4R</w:t>
+      </w:r>
+      <w:r>
+        <w:rPr>
+          <w:rFonts w:ascii="Arial" w:hAnsi="Arial" w:eastAsia="Arial" w:cs="Arial"/>
+          <w:b w:val="0"/>
+          <w:i w:val="0"/>
+          <w:sz w:val="21"/>
+          <w:vertAlign w:val="subscript"/>
+        </w:rPr>
+        <w:t>th</w:t>
+      </w:r>
+      <w:r>
+        <w:rPr>
+          <w:rFonts w:ascii="Arial" w:hAnsi="Arial" w:eastAsia="Arial" w:cs="Arial"/>
+          <w:b w:val="0"/>
+          <w:i w:val="0"/>
+          <w:sz w:val="21"/>
+        </w:rPr>
+        <w:t>)</w:t>
       </w:r>
     </w:p>
     <w:p>
